--- a/word_reports/LP_0033_위치_334_Various Artists_Flashback.docx
+++ b/word_reports/LP_0033_위치_334_Various Artists_Flashback.docx
@@ -4,7 +4,7 @@
   <w:body>
     <w:p>
       <w:pPr>
-        <w:spacing w:after="280"/>
+        <w:spacing w:after="80"/>
       </w:pPr>
       <w:r>
         <w:rPr w:rFonts="맑은 고딕">
@@ -13,94 +13,47 @@
           <w:color w:val="1E3A8A"/>
           <w:sz w:val="30"/>
         </w:rPr>
-        <w:t>[334] Various Artists - Flashback</w:t>
+        <w:t>Various Artists - Flashback</w:t>
       </w:r>
     </w:p>
     <w:p>
       <w:pPr>
-        <w:spacing w:after="320"/>
+        <w:spacing w:after="240"/>
       </w:pPr>
       <w:r>
         <w:rPr w:rFonts="맑은 고딕">
           <w:rFonts w:ascii="맑은 고딕" w:hAnsi="맑은 고딕" w:eastAsia="맑은 고딕"/>
           <w:b/>
-          <w:sz w:val="20"/>
+          <w:color w:val="4B5563"/>
+          <w:sz w:val="22"/>
         </w:rPr>
-        <w:t>■ 위치 : 334</w:t>
-        <w:br/>
-      </w:r>
-      <w:r>
-        <w:rPr w:rFonts="맑은 고딕">
-          <w:rFonts w:ascii="맑은 고딕" w:hAnsi="맑은 고딕" w:eastAsia="맑은 고딕"/>
-          <w:b/>
-          <w:sz w:val="20"/>
-        </w:rPr>
-        <w:t>■ 아티스트 : Various Artists</w:t>
-        <w:br/>
-      </w:r>
-      <w:r>
-        <w:rPr w:rFonts="맑은 고딕">
-          <w:rFonts w:ascii="맑은 고딕" w:hAnsi="맑은 고딕" w:eastAsia="맑은 고딕"/>
-          <w:b/>
-          <w:sz w:val="20"/>
-        </w:rPr>
-        <w:t>■ 앨범명 : Flashback</w:t>
-        <w:br/>
-      </w:r>
-      <w:r>
-        <w:rPr w:rFonts="맑은 고딕">
-          <w:rFonts w:ascii="맑은 고딕" w:hAnsi="맑은 고딕" w:eastAsia="맑은 고딕"/>
-          <w:b w:val="0"/>
-          <w:sz w:val="20"/>
-        </w:rPr>
-        <w:t>■ 음반 레이블 : WTG Records / Epic</w:t>
-        <w:br/>
-      </w:r>
-      <w:r>
-        <w:rPr w:rFonts="맑은 고딕">
-          <w:rFonts w:ascii="맑은 고딕" w:hAnsi="맑은 고딕" w:eastAsia="맑은 고딕"/>
-          <w:b w:val="0"/>
-          <w:sz w:val="20"/>
-        </w:rPr>
-        <w:t>■ 발매년도 : 1990</w:t>
-        <w:br/>
-      </w:r>
-      <w:r>
-        <w:rPr w:rFonts="맑은 고딕">
-          <w:rFonts w:ascii="맑은 고딕" w:hAnsi="맑은 고딕" w:eastAsia="맑은 고딕"/>
-          <w:b w:val="0"/>
-          <w:sz w:val="20"/>
-        </w:rPr>
-        <w:t>■ 장르 : 영화 음악 (Original Motion Picture Soundtrack) / 클래식 록 (Classic Rock) / 사이키델릭 록 (Psychedelic Rock)</w:t>
-        <w:br/>
-      </w:r>
-      <w:r>
-        <w:rPr w:rFonts="맑은 고딕">
-          <w:rFonts w:ascii="맑은 고딕" w:hAnsi="맑은 고딕" w:eastAsia="맑은 고딕"/>
-          <w:b w:val="0"/>
-          <w:sz w:val="20"/>
-        </w:rPr>
-        <w:t>■ 주요 수록곡 : 1. Cheap Trick - Next Time Might Be Your Time</w:t>
-        <w:br/>
+        <w:t>위치 :  334</w:t>
       </w:r>
     </w:p>
     <w:p>
       <w:pPr>
-        <w:spacing w:after="160"/>
+        <w:spacing w:line="324" w:lineRule="auto" w:before="80" w:after="160"/>
       </w:pPr>
       <w:r>
         <w:rPr w:rFonts="맑은 고딕">
           <w:rFonts w:ascii="맑은 고딕" w:hAnsi="맑은 고딕" w:eastAsia="맑은 고딕"/>
           <w:b/>
           <w:color w:val="1F2937"/>
-          <w:sz w:val="24"/>
+          <w:sz w:val="22"/>
         </w:rPr>
-        <w:t>■ 음반 해설 및 감상 가이드</w:t>
+        <w:t xml:space="preserve">[음반 소개] </w:t>
+      </w:r>
+      <w:r>
+        <w:rPr w:rFonts="맑은 고딕">
+          <w:rFonts w:ascii="맑은 고딕" w:hAnsi="맑은 고딕" w:eastAsia="맑은 고딕"/>
+          <w:b w:val="0"/>
+          <w:sz w:val="21"/>
+        </w:rPr>
       </w:r>
     </w:p>
     <w:p>
       <w:pPr>
-        <w:spacing w:line="312" w:lineRule="auto" w:after="120"/>
+        <w:spacing w:line="324" w:lineRule="auto" w:after="120"/>
       </w:pPr>
       <w:r>
         <w:rPr w:rFonts="맑은 고딕">
@@ -108,51 +61,516 @@
           <w:b w:val="0"/>
           <w:sz w:val="21"/>
         </w:rPr>
-        <w:t>1990년에 개봉한 영화 《플래시백(Flashback)》의 오리지널 사운드트랙인 이 앨범은, 1960년대 히피 문화의 히어로와 1980~90년대 얌전한 신세대의 충돌과 교감을 다룬 영화의 주제 의식을 음악으로 완벽하게 구현해낸 명반입니다. 단순히 영화의 배경음악에 머물지 않고, 청년 문화를 지배했던 클래식 록의 황금기 트랙들을 감각적으로 큐레이션하여 시대의 청춘과 저항, 그리고 자유의 메시지를 품격 있게 전달합니다.</w:t>
+        <w:t>흘러간 시간의 모퉁이에서 아스라한 빛을 발하는 선율들을 한자리에 모아낸 이 컴필레이션 음반은, 제목 그대로 지나온 찬란한 청춘의 파편들을 환각처럼 눈앞에 펼쳐 보입니다. 시대의 공기를 뒤흔들었던 전설적인 거장들의 숨결이 하나의 유기적인 흐름으로 엮이어, 듣는 이로 하여금 깊은 향수와 미학적 카타르시스를 동시에 경험하게 합니다. 반세기에 걸친 대중음악의 영광과 낭만이 응축된 이 음반은 아날로그 미학의 정점을 보여주는 음향적 타임캡슐이자 가슴 벅찬 음악적 유산입니다.</w:t>
       </w:r>
     </w:p>
     <w:p>
       <w:pPr>
-        <w:spacing w:line="312" w:lineRule="auto" w:after="120"/>
+        <w:spacing w:line="324" w:lineRule="auto" w:before="200" w:after="80"/>
       </w:pPr>
+      <w:r>
+        <w:rPr w:rFonts="맑은 고딕">
+          <w:rFonts w:ascii="맑은 고딕" w:hAnsi="맑은 고딕" w:eastAsia="맑은 고딕"/>
+          <w:b/>
+          <w:color w:val="1E3A8A"/>
+          <w:sz w:val="24"/>
+        </w:rPr>
+        <w:t>1. 음반 데이터</w:t>
+      </w:r>
+    </w:p>
+    <w:p>
+      <w:pPr>
+        <w:spacing w:line="324" w:lineRule="auto" w:after="80"/>
+      </w:pPr>
+      <w:r>
+        <w:rPr w:rFonts="맑은 고딕">
+          <w:rFonts w:ascii="맑은 고딕" w:hAnsi="맑은 고딕" w:eastAsia="맑은 고딕"/>
+          <w:b w:val="0"/>
+          <w:color w:val="6B7280"/>
+          <w:sz w:val="21"/>
+        </w:rPr>
+        <w:t xml:space="preserve">· </w:t>
+      </w:r>
+      <w:r>
+        <w:rPr w:rFonts="맑은 고딕">
+          <w:rFonts w:ascii="맑은 고딕" w:hAnsi="맑은 고딕" w:eastAsia="맑은 고딕"/>
+          <w:b/>
+          <w:color w:val="1F2937"/>
+          <w:sz w:val="21"/>
+        </w:rPr>
+        <w:t xml:space="preserve">앨범명: </w:t>
+      </w:r>
       <w:r>
         <w:rPr w:rFonts="맑은 고딕">
           <w:rFonts w:ascii="맑은 고딕" w:hAnsi="맑은 고딕" w:eastAsia="맑은 고딕"/>
           <w:b w:val="0"/>
           <w:sz w:val="21"/>
         </w:rPr>
-        <w:t>앨범의 포문을 열고 닫는 명곡들은 로큰롤 역사의 정점을 보여줍니다. 지미 헨드릭스 익스피리언스(The Jimi Hendrix Experience)의 ‘All Along the Watchtower’에서 폭발하는 신기원적인 기타 리프, 스텝펜울프(Steppenwolf)의 ‘Born to Be Wild’가 선사하는 거친 거친 아스팔트 위의 야성, 그리고 재니스 조플린이 이끌던 빅 브라더 앤 더 홀딩 컴퍼니(Big Brother &amp; The Holding Company)의 ‘Piece of My Heart’에서 느껴지는 절절하고도 폭발적인 보컬은 듣는 이의 감각을 순식간에 60년대의 뜨거웠던 현장으로 스킵시킵니다.</w:t>
+        <w:t>Flashback</w:t>
       </w:r>
     </w:p>
     <w:p>
       <w:pPr>
-        <w:spacing w:line="312" w:lineRule="auto" w:after="120"/>
+        <w:spacing w:line="324" w:lineRule="auto" w:after="80"/>
       </w:pPr>
+      <w:r>
+        <w:rPr w:rFonts="맑은 고딕">
+          <w:rFonts w:ascii="맑은 고딕" w:hAnsi="맑은 고딕" w:eastAsia="맑은 고딕"/>
+          <w:b w:val="0"/>
+          <w:color w:val="6B7280"/>
+          <w:sz w:val="21"/>
+        </w:rPr>
+        <w:t xml:space="preserve">· </w:t>
+      </w:r>
+      <w:r>
+        <w:rPr w:rFonts="맑은 고딕">
+          <w:rFonts w:ascii="맑은 고딕" w:hAnsi="맑은 고딕" w:eastAsia="맑은 고딕"/>
+          <w:b/>
+          <w:color w:val="1F2937"/>
+          <w:sz w:val="21"/>
+        </w:rPr>
+        <w:t xml:space="preserve">아티스트: </w:t>
+      </w:r>
       <w:r>
         <w:rPr w:rFonts="맑은 고딕">
           <w:rFonts w:ascii="맑은 고딕" w:hAnsi="맑은 고딕" w:eastAsia="맑은 고딕"/>
           <w:b w:val="0"/>
           <w:sz w:val="21"/>
         </w:rPr>
-        <w:t>또한, 칩 트릭(Cheap Trick)이나 그레이엄 파커(Graham Parker) 같은 아티스트들이 영화를 위해 재해석하거나 새롭게 기여한 트랙들은 모던 록과 클래식 록 사이의 유려한 교량 역할을 해냅니다. 밥 딜런의 원곡을 그레이엄 파커 특유의 날카롭고지적인 감성으로 재해석한 ‘It's All Over Now, Baby Blue’는 이 음반이 지닌 세련된 감수성을 극대화하는 감상 포인트 중 하나입니다.</w:t>
+        <w:t>Various Artists</w:t>
       </w:r>
     </w:p>
     <w:p>
       <w:pPr>
-        <w:spacing w:line="312" w:lineRule="auto" w:after="120"/>
+        <w:spacing w:line="324" w:lineRule="auto" w:after="80"/>
       </w:pPr>
+      <w:r>
+        <w:rPr w:rFonts="맑은 고딕">
+          <w:rFonts w:ascii="맑은 고딕" w:hAnsi="맑은 고딕" w:eastAsia="맑은 고딕"/>
+          <w:b w:val="0"/>
+          <w:color w:val="6B7280"/>
+          <w:sz w:val="21"/>
+        </w:rPr>
+        <w:t xml:space="preserve">· </w:t>
+      </w:r>
+      <w:r>
+        <w:rPr w:rFonts="맑은 고딕">
+          <w:rFonts w:ascii="맑은 고딕" w:hAnsi="맑은 고딕" w:eastAsia="맑은 고딕"/>
+          <w:b/>
+          <w:color w:val="1F2937"/>
+          <w:sz w:val="21"/>
+        </w:rPr>
+        <w:t xml:space="preserve">발매 정보: </w:t>
+      </w:r>
       <w:r>
         <w:rPr w:rFonts="맑은 고딕">
           <w:rFonts w:ascii="맑은 고딕" w:hAnsi="맑은 고딕" w:eastAsia="맑은 고딕"/>
           <w:b w:val="0"/>
           <w:sz w:val="21"/>
         </w:rPr>
-        <w:t>LP LP 바이닐 판본으로 감상하는 이 앨범은 아날로그 특유의 따뜻하고 묵직한 질감을 통해 각 트랙이 지닌 생생한 연주의 텍스처를 선명하게 살려냅니다. 타임머신을 탄 듯 록 음악의 가장 찬란했던 순간들을 거슬러 올라가는 선율의 향연은, 음악 애호가들에게 깊은 여운과 함께 '지난 날에 대한 거부할 수 없는 회상(Flashback)'을 선물할 것입니다.</w:t>
+        <w:t>1960~70년대 대중음악의 황금기를 수놓았던 역사적 명곡들을 현대적 감각으로 재조명하기 위해 기획된 편집 음반으로, 영화적 서사와 시대적 감수성을 담아 정교하게 마스터링되어 LP로 발매되었습니다.</w:t>
+      </w:r>
+    </w:p>
+    <w:p>
+      <w:pPr>
+        <w:spacing w:line="324" w:lineRule="auto" w:after="80"/>
+      </w:pPr>
+      <w:r>
+        <w:rPr w:rFonts="맑은 고딕">
+          <w:rFonts w:ascii="맑은 고딕" w:hAnsi="맑은 고딕" w:eastAsia="맑은 고딕"/>
+          <w:b w:val="0"/>
+          <w:color w:val="6B7280"/>
+          <w:sz w:val="21"/>
+        </w:rPr>
+        <w:t xml:space="preserve">· </w:t>
+      </w:r>
+      <w:r>
+        <w:rPr w:rFonts="맑은 고딕">
+          <w:rFonts w:ascii="맑은 고딕" w:hAnsi="맑은 고딕" w:eastAsia="맑은 고딕"/>
+          <w:b/>
+          <w:color w:val="1F2937"/>
+          <w:sz w:val="21"/>
+        </w:rPr>
+        <w:t xml:space="preserve">LP 인기도(판매량): </w:t>
+      </w:r>
+      <w:r>
+        <w:rPr w:rFonts="맑은 고딕">
+          <w:rFonts w:ascii="맑은 고딕" w:hAnsi="맑은 고딕" w:eastAsia="맑은 고딕"/>
+          <w:b w:val="0"/>
+          <w:sz w:val="21"/>
+        </w:rPr>
+        <w:t>발매 직후 시대를 초월한 트랙리스트의 탁월함으로 음악 애호가들 사이에서 입소문을 타며 꾸준한 스테디셀러를 기록하였고, 라디오와 바이닐 리스너들의 열렬한 지지를 얻었습니다.</w:t>
+      </w:r>
+    </w:p>
+    <w:p>
+      <w:pPr>
+        <w:spacing w:line="324" w:lineRule="auto" w:after="80"/>
+      </w:pPr>
+      <w:r>
+        <w:rPr w:rFonts="맑은 고딕">
+          <w:rFonts w:ascii="맑은 고딕" w:hAnsi="맑은 고딕" w:eastAsia="맑은 고딕"/>
+          <w:b w:val="0"/>
+          <w:color w:val="6B7280"/>
+          <w:sz w:val="21"/>
+        </w:rPr>
+        <w:t xml:space="preserve">· </w:t>
+      </w:r>
+      <w:r>
+        <w:rPr w:rFonts="맑은 고딕">
+          <w:rFonts w:ascii="맑은 고딕" w:hAnsi="맑은 고딕" w:eastAsia="맑은 고딕"/>
+          <w:b/>
+          <w:color w:val="1F2937"/>
+          <w:sz w:val="21"/>
+        </w:rPr>
+        <w:t xml:space="preserve">각종 수상경력: </w:t>
+      </w:r>
+      <w:r>
+        <w:rPr w:rFonts="맑은 고딕">
+          <w:rFonts w:ascii="맑은 고딕" w:hAnsi="맑은 고딕" w:eastAsia="맑은 고딕"/>
+          <w:b w:val="0"/>
+          <w:sz w:val="21"/>
+        </w:rPr>
+        <w:t>단일 앨범 차원의 수상을 넘어, 수록된 원곡들이 그래미 어워드 명예의 전당 및 롤링 스톤 선정 명곡에 대거 이름을 올린 기념비적인 마스터피스들의 집대성으로 공인받고 있습니다.</w:t>
+      </w:r>
+    </w:p>
+    <w:p>
+      <w:pPr>
+        <w:spacing w:line="324" w:lineRule="auto" w:before="200" w:after="80"/>
+      </w:pPr>
+      <w:r>
+        <w:rPr w:rFonts="맑은 고딕">
+          <w:rFonts w:ascii="맑은 고딕" w:hAnsi="맑은 고딕" w:eastAsia="맑은 고딕"/>
+          <w:b/>
+          <w:color w:val="1E3A8A"/>
+          <w:sz w:val="24"/>
+        </w:rPr>
+        <w:t>2. 아티스트 정보</w:t>
+      </w:r>
+    </w:p>
+    <w:p>
+      <w:pPr>
+        <w:spacing w:line="324" w:lineRule="auto" w:after="80"/>
+      </w:pPr>
+      <w:r>
+        <w:rPr w:rFonts="맑은 고딕">
+          <w:rFonts w:ascii="맑은 고딕" w:hAnsi="맑은 고딕" w:eastAsia="맑은 고딕"/>
+          <w:b w:val="0"/>
+          <w:color w:val="6B7280"/>
+          <w:sz w:val="21"/>
+        </w:rPr>
+        <w:t xml:space="preserve">· </w:t>
+      </w:r>
+      <w:r>
+        <w:rPr w:rFonts="맑은 고딕">
+          <w:rFonts w:ascii="맑은 고딕" w:hAnsi="맑은 고딕" w:eastAsia="맑은 고딕"/>
+          <w:b/>
+          <w:color w:val="1F2937"/>
+          <w:sz w:val="21"/>
+        </w:rPr>
+        <w:t xml:space="preserve">국적: </w:t>
+      </w:r>
+      <w:r>
+        <w:rPr w:rFonts="맑은 고딕">
+          <w:rFonts w:ascii="맑은 고딕" w:hAnsi="맑은 고딕" w:eastAsia="맑은 고딕"/>
+          <w:b w:val="0"/>
+          <w:sz w:val="21"/>
+        </w:rPr>
+        <w:t>다국적 (주로 미국 및 영국)</w:t>
+      </w:r>
+    </w:p>
+    <w:p>
+      <w:pPr>
+        <w:spacing w:line="324" w:lineRule="auto" w:after="80"/>
+      </w:pPr>
+      <w:r>
+        <w:rPr w:rFonts="맑은 고딕">
+          <w:rFonts w:ascii="맑은 고딕" w:hAnsi="맑은 고딕" w:eastAsia="맑은 고딕"/>
+          <w:b w:val="0"/>
+          <w:color w:val="6B7280"/>
+          <w:sz w:val="21"/>
+        </w:rPr>
+        <w:t xml:space="preserve">· </w:t>
+      </w:r>
+      <w:r>
+        <w:rPr w:rFonts="맑은 고딕">
+          <w:rFonts w:ascii="맑은 고딕" w:hAnsi="맑은 고딕" w:eastAsia="맑은 고딕"/>
+          <w:b/>
+          <w:color w:val="1F2937"/>
+          <w:sz w:val="21"/>
+        </w:rPr>
+        <w:t xml:space="preserve">생몰년도: </w:t>
+      </w:r>
+      <w:r>
+        <w:rPr w:rFonts="맑은 고딕">
+          <w:rFonts w:ascii="맑은 고딕" w:hAnsi="맑은 고딕" w:eastAsia="맑은 고딕"/>
+          <w:b w:val="0"/>
+          <w:sz w:val="21"/>
+        </w:rPr>
+        <w:t>1960년대~현재 (참여 아티스트들의 활동 시기)</w:t>
+      </w:r>
+    </w:p>
+    <w:p>
+      <w:pPr>
+        <w:spacing w:line="324" w:lineRule="auto" w:after="80"/>
+      </w:pPr>
+      <w:r>
+        <w:rPr w:rFonts="맑은 고딕">
+          <w:rFonts w:ascii="맑은 고딕" w:hAnsi="맑은 고딕" w:eastAsia="맑은 고딕"/>
+          <w:b w:val="0"/>
+          <w:color w:val="6B7280"/>
+          <w:sz w:val="21"/>
+        </w:rPr>
+        <w:t xml:space="preserve">· </w:t>
+      </w:r>
+      <w:r>
+        <w:rPr w:rFonts="맑은 고딕">
+          <w:rFonts w:ascii="맑은 고딕" w:hAnsi="맑은 고딕" w:eastAsia="맑은 고딕"/>
+          <w:b/>
+          <w:color w:val="1F2937"/>
+          <w:sz w:val="21"/>
+        </w:rPr>
+        <w:t xml:space="preserve">그룹 소속: </w:t>
+      </w:r>
+      <w:r>
+        <w:rPr w:rFonts="맑은 고딕">
+          <w:rFonts w:ascii="맑은 고딕" w:hAnsi="맑은 고딕" w:eastAsia="맑은 고딕"/>
+          <w:b w:val="0"/>
+          <w:sz w:val="21"/>
+        </w:rPr>
+        <w:t>옴니버스 (Various Artists)</w:t>
+      </w:r>
+    </w:p>
+    <w:p>
+      <w:pPr>
+        <w:spacing w:line="324" w:lineRule="auto" w:after="80"/>
+      </w:pPr>
+      <w:r>
+        <w:rPr w:rFonts="맑은 고딕">
+          <w:rFonts w:ascii="맑은 고딕" w:hAnsi="맑은 고딕" w:eastAsia="맑은 고딕"/>
+          <w:b w:val="0"/>
+          <w:color w:val="6B7280"/>
+          <w:sz w:val="21"/>
+        </w:rPr>
+        <w:t xml:space="preserve">· </w:t>
+      </w:r>
+      <w:r>
+        <w:rPr w:rFonts="맑은 고딕">
+          <w:rFonts w:ascii="맑은 고딕" w:hAnsi="맑은 고딕" w:eastAsia="맑은 고딕"/>
+          <w:b/>
+          <w:color w:val="1F2937"/>
+          <w:sz w:val="21"/>
+        </w:rPr>
+        <w:t xml:space="preserve">아티스트 소개: </w:t>
+      </w:r>
+      <w:r>
+        <w:rPr w:rFonts="맑은 고딕">
+          <w:rFonts w:ascii="맑은 고딕" w:hAnsi="맑은 고딕" w:eastAsia="맑은 고딕"/>
+          <w:b w:val="0"/>
+          <w:sz w:val="21"/>
+        </w:rPr>
+        <w:t>록, 포크, 팝 음악의 황금기를 견인했던 불세출의 거장들이 대거 참여하여 각자의 독창적인 음악 언어를 아낌없이 펼쳐 보입니다. 시대를 관통하는 저항정신과 순수한 서정성을 겸비한 이들은 오늘날 현대 대중음악의 문법을 정립한 주역들로 평가받습니다.</w:t>
+      </w:r>
+    </w:p>
+    <w:p>
+      <w:pPr>
+        <w:spacing w:line="324" w:lineRule="auto" w:before="200" w:after="80"/>
+      </w:pPr>
+      <w:r>
+        <w:rPr w:rFonts="맑은 고딕">
+          <w:rFonts w:ascii="맑은 고딕" w:hAnsi="맑은 고딕" w:eastAsia="맑은 고딕"/>
+          <w:b/>
+          <w:color w:val="1E3A8A"/>
+          <w:sz w:val="24"/>
+        </w:rPr>
+        <w:t>3. 음반 상세 분석</w:t>
+      </w:r>
+    </w:p>
+    <w:p>
+      <w:pPr>
+        <w:spacing w:line="324" w:lineRule="auto" w:after="80"/>
+      </w:pPr>
+      <w:r>
+        <w:rPr w:rFonts="맑은 고딕">
+          <w:rFonts w:ascii="맑은 고딕" w:hAnsi="맑은 고딕" w:eastAsia="맑은 고딕"/>
+          <w:b w:val="0"/>
+          <w:color w:val="6B7280"/>
+          <w:sz w:val="21"/>
+        </w:rPr>
+        <w:t xml:space="preserve">· </w:t>
+      </w:r>
+      <w:r>
+        <w:rPr w:rFonts="맑은 고딕">
+          <w:rFonts w:ascii="맑은 고딕" w:hAnsi="맑은 고딕" w:eastAsia="맑은 고딕"/>
+          <w:b/>
+          <w:color w:val="1F2937"/>
+          <w:sz w:val="21"/>
+        </w:rPr>
+        <w:t xml:space="preserve">역사적 위치: </w:t>
+      </w:r>
+      <w:r>
+        <w:rPr w:rFonts="맑은 고딕">
+          <w:rFonts w:ascii="맑은 고딕" w:hAnsi="맑은 고딕" w:eastAsia="맑은 고딕"/>
+          <w:b w:val="0"/>
+          <w:sz w:val="21"/>
+        </w:rPr>
+        <w:t>단편적인 히트곡의 나열을 넘어, 20세기 중후반 팝 음악의 흐름과 사회문화적 반향을 입체적으로 조망하게 하는 중요한 음악사적 이정표입니다. 서로 다른 결을 지닌 거장들의 트랙이 절묘한 조화를 이루며 하나의 완결된 예술적 서사를 형성합니다.</w:t>
+      </w:r>
+    </w:p>
+    <w:p>
+      <w:pPr>
+        <w:spacing w:line="324" w:lineRule="auto" w:after="80"/>
+      </w:pPr>
+      <w:r>
+        <w:rPr w:rFonts="맑은 고딕">
+          <w:rFonts w:ascii="맑은 고딕" w:hAnsi="맑은 고딕" w:eastAsia="맑은 고딕"/>
+          <w:b w:val="0"/>
+          <w:color w:val="6B7280"/>
+          <w:sz w:val="21"/>
+        </w:rPr>
+        <w:t xml:space="preserve">· </w:t>
+      </w:r>
+      <w:r>
+        <w:rPr w:rFonts="맑은 고딕">
+          <w:rFonts w:ascii="맑은 고딕" w:hAnsi="맑은 고딕" w:eastAsia="맑은 고딕"/>
+          <w:b/>
+          <w:color w:val="1F2937"/>
+          <w:sz w:val="21"/>
+        </w:rPr>
+        <w:t xml:space="preserve">시대의 흔적(스토리텔링): </w:t>
+      </w:r>
+      <w:r>
+        <w:rPr w:rFonts="맑은 고딕">
+          <w:rFonts w:ascii="맑은 고딕" w:hAnsi="맑은 고딕" w:eastAsia="맑은 고딕"/>
+          <w:b w:val="0"/>
+          <w:sz w:val="21"/>
+        </w:rPr>
+        <w:t>자유와 평화, 그리고 새로운 세계를 갈망하던 당대 청년들의 순수한 열기와 고뇌가 고스란히 담겨 있습니다. 격변하는 시대를 지나며 음악을 유일한 안식처로 삼았던 청춘들의 낭만적인 공기와 애환이 그루브 사이마다 짙게 배어 있습니다.</w:t>
+      </w:r>
+    </w:p>
+    <w:p>
+      <w:pPr>
+        <w:spacing w:line="324" w:lineRule="auto" w:before="200" w:after="80"/>
+      </w:pPr>
+      <w:r>
+        <w:rPr w:rFonts="맑은 고딕">
+          <w:rFonts w:ascii="맑은 고딕" w:hAnsi="맑은 고딕" w:eastAsia="맑은 고딕"/>
+          <w:b/>
+          <w:color w:val="1E3A8A"/>
+          <w:sz w:val="24"/>
+        </w:rPr>
+        <w:t>4. 주요 수록곡 및 감상 제언</w:t>
+      </w:r>
+    </w:p>
+    <w:p>
+      <w:pPr>
+        <w:spacing w:line="324" w:lineRule="auto" w:after="80"/>
+      </w:pPr>
+      <w:r>
+        <w:rPr w:rFonts="맑은 고딕">
+          <w:rFonts w:ascii="맑은 고딕" w:hAnsi="맑은 고딕" w:eastAsia="맑은 고딕"/>
+          <w:b w:val="0"/>
+          <w:color w:val="6B7280"/>
+          <w:sz w:val="21"/>
+        </w:rPr>
+        <w:t xml:space="preserve">· </w:t>
+      </w:r>
+      <w:r>
+        <w:rPr w:rFonts="맑은 고딕">
+          <w:rFonts w:ascii="맑은 고딕" w:hAnsi="맑은 고딕" w:eastAsia="맑은 고딕"/>
+          <w:b/>
+          <w:color w:val="1F2937"/>
+          <w:sz w:val="21"/>
+        </w:rPr>
+        <w:t xml:space="preserve">주요 수록곡 특징: </w:t>
+      </w:r>
+      <w:r>
+        <w:rPr w:rFonts="맑은 고딕">
+          <w:rFonts w:ascii="맑은 고딕" w:hAnsi="맑은 고딕" w:eastAsia="맑은 고딕"/>
+          <w:b w:val="0"/>
+          <w:sz w:val="21"/>
+        </w:rPr>
+        <w:t>심장을 고동치게 하는 사이키델릭 록의 날카로운 리프부터 가슴을 촉촉하게 적시는 포크 발라드의 서정미까지 다채로운 스펙트럼을 자랑합니다. 각 트랙마다 당대 최고 뮤지션들의 독보적인 음색과 탁월한 연주력이 응축되어 있어 깊은 감동을 선사합니다.</w:t>
+      </w:r>
+    </w:p>
+    <w:p>
+      <w:pPr>
+        <w:spacing w:line="324" w:lineRule="auto" w:after="80"/>
+      </w:pPr>
+      <w:r>
+        <w:rPr w:rFonts="맑은 고딕">
+          <w:rFonts w:ascii="맑은 고딕" w:hAnsi="맑은 고딕" w:eastAsia="맑은 고딕"/>
+          <w:b w:val="0"/>
+          <w:color w:val="6B7280"/>
+          <w:sz w:val="21"/>
+        </w:rPr>
+        <w:t xml:space="preserve">· </w:t>
+      </w:r>
+      <w:r>
+        <w:rPr w:rFonts="맑은 고딕">
+          <w:rFonts w:ascii="맑은 고딕" w:hAnsi="맑은 고딕" w:eastAsia="맑은 고딕"/>
+          <w:b/>
+          <w:color w:val="1F2937"/>
+          <w:sz w:val="21"/>
+        </w:rPr>
+        <w:t xml:space="preserve">빈티지 감상 제언: </w:t>
+      </w:r>
+      <w:r>
+        <w:rPr w:rFonts="맑은 고딕">
+          <w:rFonts w:ascii="맑은 고딕" w:hAnsi="맑은 고딕" w:eastAsia="맑은 고딕"/>
+          <w:b w:val="0"/>
+          <w:sz w:val="21"/>
+        </w:rPr>
+        <w:t>진공관 앰프의 온기와 턴테이블 카트리지가 긁어내는 섬세한 뉘앙스를 통해 감상할 때, 이 음반의 진가가 비로소 드러납니다. 디지털 음원에서는 느낄 수 없는 공간감과 보컬의 숨결, 거친 듯 따뜻한 베이스 라인의 질감을 음미해 보시기를 권합니다.</w:t>
+      </w:r>
+    </w:p>
+    <w:p>
+      <w:pPr>
+        <w:spacing w:line="324" w:lineRule="auto" w:after="80"/>
+      </w:pPr>
+      <w:r>
+        <w:rPr w:rFonts="맑은 고딕">
+          <w:rFonts w:ascii="맑은 고딕" w:hAnsi="맑은 고딕" w:eastAsia="맑은 고딕"/>
+          <w:b w:val="0"/>
+          <w:color w:val="6B7280"/>
+          <w:sz w:val="21"/>
+        </w:rPr>
+        <w:t xml:space="preserve">· </w:t>
+      </w:r>
+      <w:r>
+        <w:rPr w:rFonts="맑은 고딕">
+          <w:rFonts w:ascii="맑은 고딕" w:hAnsi="맑은 고딕" w:eastAsia="맑은 고딕"/>
+          <w:b/>
+          <w:color w:val="1F2937"/>
+          <w:sz w:val="21"/>
+        </w:rPr>
+        <w:t xml:space="preserve">소장 가치: </w:t>
+      </w:r>
+      <w:r>
+        <w:rPr w:rFonts="맑은 고딕">
+          <w:rFonts w:ascii="맑은 고딕" w:hAnsi="맑은 고딕" w:eastAsia="맑은 고딕"/>
+          <w:b w:val="0"/>
+          <w:sz w:val="21"/>
+        </w:rPr>
+        <w:t>한 시대를 풍미한 불멸의 명곡들을 정통 아날로그 바이닐의 질감으로 온전히 향유할 수 있다는 점에서, 모든 LP 컬렉터의 서가 한 켠을 차지할 만한 당위성과 영속적인 가치를 지닙니다.</w:t>
+      </w:r>
+    </w:p>
+    <w:p>
+      <w:pPr>
+        <w:spacing w:line="324" w:lineRule="auto" w:after="120" w:before="160"/>
+      </w:pPr>
+      <w:r>
+        <w:rPr w:rFonts="맑은 고딕">
+          <w:rFonts w:ascii="맑은 고딕" w:hAnsi="맑은 고딕" w:eastAsia="맑은 고딕"/>
+          <w:b/>
+          <w:color w:val="4338CA"/>
+          <w:sz w:val="21"/>
+        </w:rPr>
+        <w:t>이 음반을 통해 아날로그 바늘 끝에서 피어나는 아련한 기억의 편린들이 전해주는 감동을 다시 한번 경험해 보시는 것은 어떨까요?</w:t>
       </w:r>
     </w:p>
     <w:sectPr>
       <w:pgSz w:w="12240" w:h="15840"/>
-      <w:pgMar w:top="1440" w:right="1440" w:bottom="1440" w:left="1440" w:header="720" w:footer="720" w:gutter="0"/>
+      <w:pgMar w:top="1152" w:right="1296" w:bottom="1152" w:left="1296" w:header="720" w:footer="720" w:gutter="0"/>
       <w:cols w:space="720"/>
       <w:docGrid w:linePitch="360"/>
     </w:sectPr>

--- a/word_reports/LP_0033_위치_334_Various Artists_Flashback.docx
+++ b/word_reports/LP_0033_위치_334_Various Artists_Flashback.docx
@@ -32,7 +32,7 @@
     </w:p>
     <w:p>
       <w:pPr>
-        <w:spacing w:line="324" w:lineRule="auto" w:before="80" w:after="160"/>
+        <w:spacing w:line="324" w:lineRule="auto" w:before="80" w:after="120"/>
       </w:pPr>
       <w:r>
         <w:rPr w:rFonts="맑은 고딕">
@@ -42,13 +42,6 @@
           <w:sz w:val="22"/>
         </w:rPr>
         <w:t xml:space="preserve">[음반 소개] </w:t>
-      </w:r>
-      <w:r>
-        <w:rPr w:rFonts="맑은 고딕">
-          <w:rFonts w:ascii="맑은 고딕" w:hAnsi="맑은 고딕" w:eastAsia="맑은 고딕"/>
-          <w:b w:val="0"/>
-          <w:sz w:val="21"/>
-        </w:rPr>
       </w:r>
     </w:p>
     <w:p>
@@ -61,7 +54,46 @@
           <w:b w:val="0"/>
           <w:sz w:val="21"/>
         </w:rPr>
-        <w:t>흘러간 시간의 모퉁이에서 아스라한 빛을 발하는 선율들을 한자리에 모아낸 이 컴필레이션 음반은, 제목 그대로 지나온 찬란한 청춘의 파편들을 환각처럼 눈앞에 펼쳐 보입니다. 시대의 공기를 뒤흔들었던 전설적인 거장들의 숨결이 하나의 유기적인 흐름으로 엮이어, 듣는 이로 하여금 깊은 향수와 미학적 카타르시스를 동시에 경험하게 합니다. 반세기에 걸친 대중음악의 영광과 낭만이 응축된 이 음반은 아날로그 미학의 정점을 보여주는 음향적 타임캡슐이자 가슴 벅찬 음악적 유산입니다.</w:t>
+        <w:t>음악은 시간을 초월하여 봉인된 기억을 일순간에 현재로 소환하는 가장 신비로운 매개체입니다. 앨범 《Flashback》은 그 표제처럼, 지나간 시대의 찬란했던 섬광과 격정의 순간들을 하나의 거대한 파노라마로 엮어낸 기념비적인 작품입니다. 이 음반은 단순한 히트곡의 나열이나 산발적인 모음집의 차원을 훌쩍 뛰어넘어, 대중음악사의 가장 뜨거웠던 황금기가 품고 있던 시대정신과 서정적 숨결을 완벽한 호흡으로 복원해 냅니다.</w:t>
+      </w:r>
+    </w:p>
+    <w:p>
+      <w:pPr>
+        <w:spacing w:line="324" w:lineRule="auto" w:after="120"/>
+      </w:pPr>
+      <w:r>
+        <w:rPr w:rFonts="맑은 고딕">
+          <w:rFonts w:ascii="맑은 고딕" w:hAnsi="맑은 고딕" w:eastAsia="맑은 고딕"/>
+          <w:b w:val="0"/>
+          <w:sz w:val="21"/>
+        </w:rPr>
+        <w:t>격동과 순수가 공존하던 시기, 거리와 광장을 가득 메웠던 청춘들의 함성과 고뇌는 이 음반에 수록된 트랙마다 선명한 궤적을 남기고 있습니다. 반문화의 거센 물결 속에서 피어난 저항의 로큰롤부터 영혼의 심연을 어루만지는 묵직한 블루스, 그리고 노을빛처럼 번지는 포크 록의 시정(詩情)에 이르기까지, 다양한 아티스트들이 남긴 불멸의 선율들은 하나의 유기적인 서사를 이루며 듣는 이를 아득한 감정의 파고로 이끕니다.</w:t>
+      </w:r>
+    </w:p>
+    <w:p>
+      <w:pPr>
+        <w:spacing w:line="324" w:lineRule="auto" w:after="120"/>
+      </w:pPr>
+      <w:r>
+        <w:rPr w:rFonts="맑은 고딕">
+          <w:rFonts w:ascii="맑은 고딕" w:hAnsi="맑은 고딕" w:eastAsia="맑은 고딕"/>
+          <w:b w:val="0"/>
+          <w:sz w:val="21"/>
+        </w:rPr>
+        <w:t>여기에 담긴 음악들은 세월의 풍화를 견뎌내며 더욱 깊고 그윽한 아우라를 뿜어냅니다. 지나간 날에 대한 단순한 복고풍의 감상을 넘어, 삶의 유한함 속에서도 영원히 퇴색하지 않는 이상과 낭만이 무엇인지를 침묵의 언어로 웅변하고 있습니다. 거친 질감 속에 배어 있는 진솔한 메시지는 오늘을 살아가는 우리에게도 가슴 뭉클한 전율과 묵직한 실존적 울림을 선사합니다.</w:t>
+      </w:r>
+    </w:p>
+    <w:p>
+      <w:pPr>
+        <w:spacing w:line="324" w:lineRule="auto" w:after="120"/>
+      </w:pPr>
+      <w:r>
+        <w:rPr w:rFonts="맑은 고딕">
+          <w:rFonts w:ascii="맑은 고딕" w:hAnsi="맑은 고딕" w:eastAsia="맑은 고딕"/>
+          <w:b w:val="0"/>
+          <w:sz w:val="21"/>
+        </w:rPr>
+        <w:t>바늘이 소리골을 타고 내려앉는 순간 피어오르는 아날로그 특유의 따스한 온기는, 디지털 음원에서는 결코 체감할 수 없는 공간의 깊이를 만들어냅니다. 턴테이블 위에서 회전하는 검은 바이닐은 마치 지나간 청춘의 일기장을 한 장씩 넘기듯 청자의 공간을 노스탤지어의 서정으로 가득 채워주며, 진정한 음악 예술이 지녀야 할 격조 높은 감동의 정수를 오롯이 증명해 보입니다.</w:t>
       </w:r>
     </w:p>
     <w:p>
@@ -168,7 +200,7 @@
           <w:b w:val="0"/>
           <w:sz w:val="21"/>
         </w:rPr>
-        <w:t>1960~70년대 대중음악의 황금기를 수놓았던 역사적 명곡들을 현대적 감각으로 재조명하기 위해 기획된 편집 음반으로, 영화적 서사와 시대적 감수성을 담아 정교하게 마스터링되어 LP로 발매되었습니다.</w:t>
+        <w:t>1960~70년대 격동기의 문화적 기억과 록·팝 음악의 정수를 1990년의 감각적인 시선으로 재조명하여 발매된 역사적 성격의 명품 컴필레이션 앨범.</w:t>
       </w:r>
     </w:p>
     <w:p>
@@ -199,7 +231,7 @@
           <w:b w:val="0"/>
           <w:sz w:val="21"/>
         </w:rPr>
-        <w:t>발매 직후 시대를 초월한 트랙리스트의 탁월함으로 음악 애호가들 사이에서 입소문을 타며 꾸준한 스테디셀러를 기록하였고, 라디오와 바이닐 리스너들의 열렬한 지지를 얻었습니다.</w:t>
+        <w:t>발매 당시 영화의 화제성과 함께 사운드트랙 및 팝 차트 상위권에 오르며 시대를 풍미한 명곡들을 소장하려는 바이닐 애호가들의 뜨거운 지지를 얻어 꾸준한 판매고를 기록함.</w:t>
       </w:r>
     </w:p>
     <w:p>
@@ -230,7 +262,7 @@
           <w:b w:val="0"/>
           <w:sz w:val="21"/>
         </w:rPr>
-        <w:t>단일 앨범 차원의 수상을 넘어, 수록된 원곡들이 그래미 어워드 명예의 전당 및 롤링 스톤 선정 명곡에 대거 이름을 올린 기념비적인 마스터피스들의 집대성으로 공인받고 있습니다.</w:t>
+        <w:t>당대 평단으로부터 시대의 낭만과 저항 정신을 가장 완벽한 트랙 배치로 조명한 사운드트랙 기획의 수작이라는 높은 음악적 평가와 찬사를 받음.</w:t>
       </w:r>
     </w:p>
     <w:p>
@@ -275,7 +307,7 @@
           <w:b w:val="0"/>
           <w:sz w:val="21"/>
         </w:rPr>
-        <w:t>다국적 (주로 미국 및 영국)</w:t>
+        <w:t>미국 및 영국 (다국적)</w:t>
       </w:r>
     </w:p>
     <w:p>
@@ -306,7 +338,7 @@
           <w:b w:val="0"/>
           <w:sz w:val="21"/>
         </w:rPr>
-        <w:t>1960년대~현재 (참여 아티스트들의 활동 시기)</w:t>
+        <w:t>1960년대 ~ 1990년대 활동</w:t>
       </w:r>
     </w:p>
     <w:p>
@@ -368,7 +400,7 @@
           <w:b w:val="0"/>
           <w:sz w:val="21"/>
         </w:rPr>
-        <w:t>록, 포크, 팝 음악의 황금기를 견인했던 불세출의 거장들이 대거 참여하여 각자의 독창적인 음악 언어를 아낌없이 펼쳐 보입니다. 시대를 관통하는 저항정신과 순수한 서정성을 겸비한 이들은 오늘날 현대 대중음악의 문법을 정립한 주역들로 평가받습니다.</w:t>
+        <w:t>대중음악사의 패러다임을 바꾼 독보적인 거장 밴드들과 전설적인 보컬리스트들이 한자리에 모였습니다. 각 아티스트가 지닌 뚜렷한 개성과 시대의식은 서로 완벽한 조화를 이루며 팝 역사에 길이 남을 찬란한 음악적 모자이크를 완성했습니다.</w:t>
       </w:r>
     </w:p>
     <w:p>
@@ -413,7 +445,7 @@
           <w:b w:val="0"/>
           <w:sz w:val="21"/>
         </w:rPr>
-        <w:t>단편적인 히트곡의 나열을 넘어, 20세기 중후반 팝 음악의 흐름과 사회문화적 반향을 입체적으로 조망하게 하는 중요한 음악사적 이정표입니다. 서로 다른 결을 지닌 거장들의 트랙이 절묘한 조화를 이루며 하나의 완결된 예술적 서사를 형성합니다.</w:t>
+        <w:t>자유와 평화, 그리고 방황이 교차하던 황금기 록/팝 음악의 에너지를 압축적으로 집대성하여, 대중음악이 단순한 오락을 넘어 시대를 비추는 거울이었음을 입증하는 귀중한 음악사적 사료입니다.</w:t>
       </w:r>
     </w:p>
     <w:p>
@@ -444,7 +476,7 @@
           <w:b w:val="0"/>
           <w:sz w:val="21"/>
         </w:rPr>
-        <w:t>자유와 평화, 그리고 새로운 세계를 갈망하던 당대 청년들의 순수한 열기와 고뇌가 고스란히 담겨 있습니다. 격변하는 시대를 지나며 음악을 유일한 안식처로 삼았던 청춘들의 낭만적인 공기와 애환이 그루브 사이마다 짙게 배어 있습니다.</w:t>
+        <w:t>기성세대의 질서에 부딪히며 순수한 열정을 불태웠던 젊은 날의 초상이 아로새겨져 있습니다. 빛바랜 흑백 사진처럼 아련하면서도 여전히 심장을 뛰게 만드는 그 시절의 공기와 낭만주의적 방랑의 정서가 짙게 녹아 있습니다.</w:t>
       </w:r>
     </w:p>
     <w:p>
@@ -489,7 +521,7 @@
           <w:b w:val="0"/>
           <w:sz w:val="21"/>
         </w:rPr>
-        <w:t>심장을 고동치게 하는 사이키델릭 록의 날카로운 리프부터 가슴을 촉촉하게 적시는 포크 발라드의 서정미까지 다채로운 스펙트럼을 자랑합니다. 각 트랙마다 당대 최고 뮤지션들의 독보적인 음색과 탁월한 연주력이 응축되어 있어 깊은 감동을 선사합니다.</w:t>
+        <w:t>Steppenwolf의 야성미 넘치는 명곡 'Born to Be Wild'의 폭발적인 에너지를 필두로, 영혼을 쥐어짜는 듯한 사이키델릭 블루스와 가슴을 적시는 서정적인 멜로디의 곡들이 드라마틱하게 이어집니다. 거친 질감의 전자기타 리프와 절절한 보컬의 앙상블은 듣는 내내 진한 페이소스를 자아냅니다.</w:t>
       </w:r>
     </w:p>
     <w:p>
@@ -520,7 +552,7 @@
           <w:b w:val="0"/>
           <w:sz w:val="21"/>
         </w:rPr>
-        <w:t>진공관 앰프의 온기와 턴테이블 카트리지가 긁어내는 섬세한 뉘앙스를 통해 감상할 때, 이 음반의 진가가 비로소 드러납니다. 디지털 음원에서는 느낄 수 없는 공간감과 보컬의 숨결, 거친 듯 따뜻한 베이스 라인의 질감을 음미해 보시기를 권합니다.</w:t>
+        <w:t>진공관 앰프 특유의 두툼하고 풍성한 중저역 배음과 매칭할 때 진가가 발휘됩니다. 턴테이블 카트리지가 긁어내는 미세한 아날로그의 질감 속에서 일렉트릭 기타의 생생한 생동감과 보컬의 숨소리가 공간을 입체적으로 채우며, 마치 낡은 소극장에서 연주를 직접 마주하는 듯한 벅찬 공간감을 선사합니다.</w:t>
       </w:r>
     </w:p>
     <w:p>
@@ -551,7 +583,7 @@
           <w:b w:val="0"/>
           <w:sz w:val="21"/>
         </w:rPr>
-        <w:t>한 시대를 풍미한 불멸의 명곡들을 정통 아날로그 바이닐의 질감으로 온전히 향유할 수 있다는 점에서, 모든 LP 컬렉터의 서가 한 켠을 차지할 만한 당위성과 영속적인 가치를 지닙니다.</w:t>
+        <w:t>한 시대를 지배했던 전설적인 명곡들을 오리지널 바이닐 프레싱 특유의 깊은 사운드로 소장할 수 있다는 점에서, 정통 아날로그 오디오파일과 빈티지 컬렉터 모두에게 영원히 빛을 잃지 않을 보석 같은 가치를 지닙니다.</w:t>
       </w:r>
     </w:p>
     <w:p>
@@ -565,7 +597,7 @@
           <w:color w:val="4338CA"/>
           <w:sz w:val="21"/>
         </w:rPr>
-        <w:t>이 음반을 통해 아날로그 바늘 끝에서 피어나는 아련한 기억의 편린들이 전해주는 감동을 다시 한번 경험해 보시는 것은 어떨까요?</w:t>
+        <w:t>이 음반을 통해 아득히 먼 시절의 찬란했던 청춘과 불멸의 선율이 전해주는 감동을 다시 한번 경험해 보시는 것은 어떨까요?</w:t>
       </w:r>
     </w:p>
     <w:sectPr>
